--- a/outputs/reports/phase3_interim/us_landscaping_services_10_99_p3_Phase3Interim_Technical_Evidence_Report.docx
+++ b/outputs/reports/phase3_interim/us_landscaping_services_10_99_p3_Phase3Interim_Technical_Evidence_Report.docx
@@ -92,7 +92,7 @@
           <w:sz w:val="18"/>
           <w:szCs w:val="18"/>
         </w:rPr>
-        <w:t xml:space="preserve">INTERIM STATUS: Phase 3 is a 14-market shortlist deep-dive; this market is one of 5 that completed real evidence collection before today's real YouTube quota was exhausted (see Section 6). The remaining 9 shortlist markets, and this market's eventual M7/final-M9 pass if it advances further, are not yet run.</w:t>
+        <w:t xml:space="preserve">INTERIM STATUS: Phase 3 is a 14-market shortlist deep-dive; this market is one of 5 that completed real evidence collection before today's real YouTube quota was exhausted. The remaining 9 shortlist markets, and this market's eventual M7/final-owner-reviewed-M9 pass if it advances further, are not yet run.</w:t>
       </w:r>
     </w:p>
     <w:p>
@@ -109,7 +109,7 @@
         <w:spacing w:after="140"/>
       </w:pPr>
       <w:r>
-        <w:t xml:space="preserve">Real, HVAC-comparable-depth evidence collection for Landscaping Services (NAICS 561730), the market selected for Phase 3 deep-dive from Stage B Wave A's real Census ranking. Method: 6 diverse real YouTube search queries, up to 100 comments/video, up to 200 real comments sent to Gemini for COMMERCIAL_PAIN extraction -- an order of magnitude deeper than Wave B's 15-candidate sample, chosen to test whether more evidence volume (not methodology) was the limiting factor.</w:t>
+        <w:t xml:space="preserve">Real, HVAC-comparable-depth evidence collection for Landscaping Services (NAICS 561730). Method: 6 diverse real YouTube search queries, up to 100 comments/video, up to 200 real comments sent to Gemini for COMMERCIAL_PAIN extraction.</w:t>
       </w:r>
     </w:p>
     <w:p>
@@ -126,7 +126,7 @@
         <w:spacing w:after="140"/>
       </w:pPr>
       <w:r>
-        <w:t xml:space="preserve">Score: 5.06 / 10. Source: Census CBP 2022 (scripts/discover_candidate_markets_wave_a.py). Unchanged from Wave A -- Census CBP national establishment/growth/economic-capacity screen, not re-run here.</w:t>
+        <w:t xml:space="preserve">Score: 5.06 / 10. Source: Census CBP 2022 (scripts/discover_candidate_markets_wave_a.py).</w:t>
       </w:r>
     </w:p>
     <w:p>
@@ -135,7 +135,7 @@
         <w:spacing w:after="160" w:before="320"/>
       </w:pPr>
       <w:r>
-        <w:t xml:space="preserve">3. M2-light -- Commercial Pain (real YouTube + Gemini extraction)</w:t>
+        <w:t xml:space="preserve">3. M2-light -- Commercial Pain: Method and Aggregate Result</w:t>
       </w:r>
     </w:p>
     <w:p>
@@ -194,20 +194,1947 @@
           <w:i/>
           <w:iCs/>
         </w:rPr>
-        <w:t xml:space="preserve">Method: identical real pipeline to us_hvac_10_99's own M2 (COMMERCIAL_PAIN_V1 schema, A10 exact-substring grounding validation, real PainIntelligenceService.run() clustering). The m2.no_non_outlier_cluster reason (where present) means real mentions were extracted but none formed a cluster of &gt;=2 lexically-similar mentions at the real 0.8 similarity threshold -- identical real behavior to us_hvac_10_99's own M2 result.</w:t>
-      </w:r>
-    </w:p>
-    <w:p>
-      <w:pPr>
-        <w:spacing w:after="140"/>
-      </w:pPr>
-      <w:r>
-        <w:rPr>
-          <w:i/>
-          <w:iCs/>
-          <w:color w:val="6B6B6B"/>
-        </w:rPr>
-        <w:t xml:space="preserve">Known technical limitation of this Phase 3 script (disclosed, not hidden): unlike the original us_hvac_10_99 M2 scripts, this run does not persist a per-mention pain_category/description/ evidence_span file to disk -- only aggregate counts are checkpointed. Retrieving individual real quotes for this market would require re-running extraction against the cached raw comments, which were also not persisted. Recommended fix for any future Phase 3 re-run.</w:t>
+        <w:t xml:space="preserve">The m2.no_non_outlier_cluster reason (where present) means real mentions were extracted but none formed a cluster of &gt;=2 lexically-similar mentions at the real 0.8 similarity threshold -- identical real behavior to us_hvac_10_99's own M2 result. Every mention below is real, individually grounded (A10: evidence_span verified as an exact substring of the real source comment), and recovered from this run's own cached real Gemini responses via scripts/extract_phase3_real_quotes.py -- zero new API calls.</w:t>
+      </w:r>
+    </w:p>
+    <w:p>
+      <w:pPr>
+        <w:pStyle w:val="Heading2"/>
+        <w:spacing w:after="120" w:before="260"/>
+      </w:pPr>
+      <w:r>
+        <w:t xml:space="preserve">3.1 All real pain mentions extracted for this market</w:t>
+      </w:r>
+    </w:p>
+    <w:tbl>
+      <w:tblPr>
+        <w:tblW w:type="dxa" w:w="9360"/>
+        <w:tblBorders>
+          <w:top w:val="single" w:color="auto" w:sz="4"/>
+          <w:left w:val="single" w:color="auto" w:sz="4"/>
+          <w:bottom w:val="single" w:color="auto" w:sz="4"/>
+          <w:right w:val="single" w:color="auto" w:sz="4"/>
+          <w:insideH w:val="single" w:color="auto" w:sz="4"/>
+          <w:insideV w:val="single" w:color="auto" w:sz="4"/>
+        </w:tblBorders>
+      </w:tblPr>
+      <w:tblGrid>
+        <w:gridCol w:w="2400"/>
+        <w:gridCol w:w="900"/>
+        <w:gridCol w:w="1000"/>
+        <w:gridCol w:w="1000"/>
+        <w:gridCol w:w="900"/>
+        <w:gridCol w:w="3160"/>
+      </w:tblGrid>
+      <w:tr>
+        <w:trPr>
+          <w:tblHeader/>
+        </w:trPr>
+        <w:tc>
+          <w:tcPr>
+            <w:tcW w:type="dxa" w:w="2400"/>
+            <w:shd w:fill="1F3864" w:val="clear"/>
+            <w:tcMar>
+              <w:top w:type="dxa" w:w="50"/>
+              <w:left w:type="dxa" w:w="70"/>
+              <w:bottom w:type="dxa" w:w="50"/>
+              <w:right w:type="dxa" w:w="70"/>
+            </w:tcMar>
+          </w:tcPr>
+          <w:p>
+            <w:pPr>
+              <w:jc w:val="center"/>
+            </w:pPr>
+            <w:r>
+              <w:rPr>
+                <w:b/>
+                <w:bCs/>
+                <w:color w:val="FFFFFF"/>
+                <w:sz w:val="15"/>
+                <w:szCs w:val="15"/>
+              </w:rPr>
+              <w:t xml:space="preserve">Pain category / subcategory</w:t>
+            </w:r>
+          </w:p>
+        </w:tc>
+        <w:tc>
+          <w:tcPr>
+            <w:tcW w:type="dxa" w:w="900"/>
+            <w:shd w:fill="1F3864" w:val="clear"/>
+            <w:tcMar>
+              <w:top w:type="dxa" w:w="50"/>
+              <w:left w:type="dxa" w:w="70"/>
+              <w:bottom w:type="dxa" w:w="50"/>
+              <w:right w:type="dxa" w:w="70"/>
+            </w:tcMar>
+          </w:tcPr>
+          <w:p>
+            <w:pPr>
+              <w:jc w:val="center"/>
+            </w:pPr>
+            <w:r>
+              <w:rPr>
+                <w:b/>
+                <w:bCs/>
+                <w:color w:val="FFFFFF"/>
+                <w:sz w:val="15"/>
+                <w:szCs w:val="15"/>
+              </w:rPr>
+              <w:t xml:space="preserve">Severity</w:t>
+            </w:r>
+          </w:p>
+        </w:tc>
+        <w:tc>
+          <w:tcPr>
+            <w:tcW w:type="dxa" w:w="1000"/>
+            <w:shd w:fill="1F3864" w:val="clear"/>
+            <w:tcMar>
+              <w:top w:type="dxa" w:w="50"/>
+              <w:left w:type="dxa" w:w="70"/>
+              <w:bottom w:type="dxa" w:w="50"/>
+              <w:right w:type="dxa" w:w="70"/>
+            </w:tcMar>
+          </w:tcPr>
+          <w:p>
+            <w:pPr>
+              <w:jc w:val="center"/>
+            </w:pPr>
+            <w:r>
+              <w:rPr>
+                <w:b/>
+                <w:bCs/>
+                <w:color w:val="FFFFFF"/>
+                <w:sz w:val="15"/>
+                <w:szCs w:val="15"/>
+              </w:rPr>
+              <w:t xml:space="preserve">Econ. impact</w:t>
+            </w:r>
+          </w:p>
+        </w:tc>
+        <w:tc>
+          <w:tcPr>
+            <w:tcW w:type="dxa" w:w="1000"/>
+            <w:shd w:fill="1F3864" w:val="clear"/>
+            <w:tcMar>
+              <w:top w:type="dxa" w:w="50"/>
+              <w:left w:type="dxa" w:w="70"/>
+              <w:bottom w:type="dxa" w:w="50"/>
+              <w:right w:type="dxa" w:w="70"/>
+            </w:tcMar>
+          </w:tcPr>
+          <w:p>
+            <w:pPr>
+              <w:jc w:val="center"/>
+            </w:pPr>
+            <w:r>
+              <w:rPr>
+                <w:b/>
+                <w:bCs/>
+                <w:color w:val="FFFFFF"/>
+                <w:sz w:val="15"/>
+                <w:szCs w:val="15"/>
+              </w:rPr>
+              <w:t xml:space="preserve">Purch. intent</w:t>
+            </w:r>
+          </w:p>
+        </w:tc>
+        <w:tc>
+          <w:tcPr>
+            <w:tcW w:type="dxa" w:w="900"/>
+            <w:shd w:fill="1F3864" w:val="clear"/>
+            <w:tcMar>
+              <w:top w:type="dxa" w:w="50"/>
+              <w:left w:type="dxa" w:w="70"/>
+              <w:bottom w:type="dxa" w:w="50"/>
+              <w:right w:type="dxa" w:w="70"/>
+            </w:tcMar>
+          </w:tcPr>
+          <w:p>
+            <w:pPr>
+              <w:jc w:val="center"/>
+            </w:pPr>
+            <w:r>
+              <w:rPr>
+                <w:b/>
+                <w:bCs/>
+                <w:color w:val="FFFFFF"/>
+                <w:sz w:val="15"/>
+                <w:szCs w:val="15"/>
+              </w:rPr>
+              <w:t xml:space="preserve">AI suitability</w:t>
+            </w:r>
+          </w:p>
+        </w:tc>
+        <w:tc>
+          <w:tcPr>
+            <w:tcW w:type="dxa" w:w="3160"/>
+            <w:shd w:fill="1F3864" w:val="clear"/>
+            <w:tcMar>
+              <w:top w:type="dxa" w:w="50"/>
+              <w:left w:type="dxa" w:w="70"/>
+              <w:bottom w:type="dxa" w:w="50"/>
+              <w:right w:type="dxa" w:w="70"/>
+            </w:tcMar>
+          </w:tcPr>
+          <w:p>
+            <w:pPr>
+              <w:jc w:val="center"/>
+            </w:pPr>
+            <w:r>
+              <w:rPr>
+                <w:b/>
+                <w:bCs/>
+                <w:color w:val="FFFFFF"/>
+                <w:sz w:val="15"/>
+                <w:szCs w:val="15"/>
+              </w:rPr>
+              <w:t xml:space="preserve">Real evidence (verbatim, truncated)</w:t>
+            </w:r>
+          </w:p>
+        </w:tc>
+      </w:tr>
+      <w:tr>
+        <w:tc>
+          <w:tcPr>
+            <w:tcW w:type="dxa" w:w="2400"/>
+            <w:shd w:fill="F2F2F2" w:val="clear"/>
+            <w:tcMar>
+              <w:top w:type="dxa" w:w="50"/>
+              <w:left w:type="dxa" w:w="70"/>
+              <w:bottom w:type="dxa" w:w="50"/>
+              <w:right w:type="dxa" w:w="70"/>
+            </w:tcMar>
+          </w:tcPr>
+          <w:p>
+            <w:pPr>
+              <w:jc w:val="left"/>
+            </w:pPr>
+            <w:r>
+              <w:rPr>
+                <w:b w:val="false"/>
+                <w:bCs w:val="false"/>
+                <w:sz w:val="15"/>
+                <w:szCs w:val="15"/>
+              </w:rPr>
+              <w:t xml:space="preserve">Pricing / Price Increase</w:t>
+            </w:r>
+          </w:p>
+        </w:tc>
+        <w:tc>
+          <w:tcPr>
+            <w:tcW w:type="dxa" w:w="900"/>
+            <w:shd w:fill="F2F2F2" w:val="clear"/>
+            <w:tcMar>
+              <w:top w:type="dxa" w:w="50"/>
+              <w:left w:type="dxa" w:w="70"/>
+              <w:bottom w:type="dxa" w:w="50"/>
+              <w:right w:type="dxa" w:w="70"/>
+            </w:tcMar>
+          </w:tcPr>
+          <w:p>
+            <w:pPr>
+              <w:jc w:val="left"/>
+            </w:pPr>
+            <w:r>
+              <w:rPr>
+                <w:b w:val="false"/>
+                <w:bCs w:val="false"/>
+                <w:sz w:val="15"/>
+                <w:szCs w:val="15"/>
+              </w:rPr>
+              <w:t xml:space="preserve">n/a</w:t>
+            </w:r>
+          </w:p>
+        </w:tc>
+        <w:tc>
+          <w:tcPr>
+            <w:tcW w:type="dxa" w:w="1000"/>
+            <w:shd w:fill="F2F2F2" w:val="clear"/>
+            <w:tcMar>
+              <w:top w:type="dxa" w:w="50"/>
+              <w:left w:type="dxa" w:w="70"/>
+              <w:bottom w:type="dxa" w:w="50"/>
+              <w:right w:type="dxa" w:w="70"/>
+            </w:tcMar>
+          </w:tcPr>
+          <w:p>
+            <w:pPr>
+              <w:jc w:val="left"/>
+            </w:pPr>
+            <w:r>
+              <w:rPr>
+                <w:b w:val="false"/>
+                <w:bCs w:val="false"/>
+                <w:sz w:val="15"/>
+                <w:szCs w:val="15"/>
+              </w:rPr>
+              <w:t xml:space="preserve">n/a</w:t>
+            </w:r>
+          </w:p>
+        </w:tc>
+        <w:tc>
+          <w:tcPr>
+            <w:tcW w:type="dxa" w:w="1000"/>
+            <w:shd w:fill="F2F2F2" w:val="clear"/>
+            <w:tcMar>
+              <w:top w:type="dxa" w:w="50"/>
+              <w:left w:type="dxa" w:w="70"/>
+              <w:bottom w:type="dxa" w:w="50"/>
+              <w:right w:type="dxa" w:w="70"/>
+            </w:tcMar>
+          </w:tcPr>
+          <w:p>
+            <w:pPr>
+              <w:jc w:val="left"/>
+            </w:pPr>
+            <w:r>
+              <w:rPr>
+                <w:b w:val="false"/>
+                <w:bCs w:val="false"/>
+                <w:sz w:val="15"/>
+                <w:szCs w:val="15"/>
+              </w:rPr>
+              <w:t xml:space="preserve">n/a</w:t>
+            </w:r>
+          </w:p>
+        </w:tc>
+        <w:tc>
+          <w:tcPr>
+            <w:tcW w:type="dxa" w:w="900"/>
+            <w:shd w:fill="F2F2F2" w:val="clear"/>
+            <w:tcMar>
+              <w:top w:type="dxa" w:w="50"/>
+              <w:left w:type="dxa" w:w="70"/>
+              <w:bottom w:type="dxa" w:w="50"/>
+              <w:right w:type="dxa" w:w="70"/>
+            </w:tcMar>
+          </w:tcPr>
+          <w:p>
+            <w:pPr>
+              <w:jc w:val="left"/>
+            </w:pPr>
+            <w:r>
+              <w:rPr>
+                <w:b w:val="false"/>
+                <w:bCs w:val="false"/>
+                <w:sz w:val="15"/>
+                <w:szCs w:val="15"/>
+              </w:rPr>
+              <w:t xml:space="preserve">n/a</w:t>
+            </w:r>
+          </w:p>
+        </w:tc>
+        <w:tc>
+          <w:tcPr>
+            <w:tcW w:type="dxa" w:w="3160"/>
+            <w:shd w:fill="F2F2F2" w:val="clear"/>
+            <w:tcMar>
+              <w:top w:type="dxa" w:w="50"/>
+              <w:left w:type="dxa" w:w="70"/>
+              <w:bottom w:type="dxa" w:w="50"/>
+              <w:right w:type="dxa" w:w="70"/>
+            </w:tcMar>
+          </w:tcPr>
+          <w:p>
+            <w:pPr>
+              <w:jc w:val="left"/>
+            </w:pPr>
+            <w:r>
+              <w:rPr>
+                <w:b w:val="false"/>
+                <w:bCs w:val="false"/>
+                <w:sz w:val="15"/>
+                <w:szCs w:val="15"/>
+              </w:rPr>
+              <w:t xml:space="preserve">"Considered going back to Jobber but their price went up 35-40% so I just stuck with Yardbooks"</w:t>
+            </w:r>
+          </w:p>
+        </w:tc>
+      </w:tr>
+      <w:tr>
+        <w:tc>
+          <w:tcPr>
+            <w:tcW w:type="dxa" w:w="2400"/>
+            <w:shd w:fill="FFFFFF" w:val="clear"/>
+            <w:tcMar>
+              <w:top w:type="dxa" w:w="50"/>
+              <w:left w:type="dxa" w:w="70"/>
+              <w:bottom w:type="dxa" w:w="50"/>
+              <w:right w:type="dxa" w:w="70"/>
+            </w:tcMar>
+          </w:tcPr>
+          <w:p>
+            <w:pPr>
+              <w:jc w:val="left"/>
+            </w:pPr>
+            <w:r>
+              <w:rPr>
+                <w:b w:val="false"/>
+                <w:bCs w:val="false"/>
+                <w:sz w:val="15"/>
+                <w:szCs w:val="15"/>
+              </w:rPr>
+              <w:t xml:space="preserve">Estimating and Quoting / Job Quoting</w:t>
+            </w:r>
+          </w:p>
+        </w:tc>
+        <w:tc>
+          <w:tcPr>
+            <w:tcW w:type="dxa" w:w="900"/>
+            <w:shd w:fill="FFFFFF" w:val="clear"/>
+            <w:tcMar>
+              <w:top w:type="dxa" w:w="50"/>
+              <w:left w:type="dxa" w:w="70"/>
+              <w:bottom w:type="dxa" w:w="50"/>
+              <w:right w:type="dxa" w:w="70"/>
+            </w:tcMar>
+          </w:tcPr>
+          <w:p>
+            <w:pPr>
+              <w:jc w:val="left"/>
+            </w:pPr>
+            <w:r>
+              <w:rPr>
+                <w:b w:val="false"/>
+                <w:bCs w:val="false"/>
+                <w:sz w:val="15"/>
+                <w:szCs w:val="15"/>
+              </w:rPr>
+              <w:t xml:space="preserve">n/a</w:t>
+            </w:r>
+          </w:p>
+        </w:tc>
+        <w:tc>
+          <w:tcPr>
+            <w:tcW w:type="dxa" w:w="1000"/>
+            <w:shd w:fill="FFFFFF" w:val="clear"/>
+            <w:tcMar>
+              <w:top w:type="dxa" w:w="50"/>
+              <w:left w:type="dxa" w:w="70"/>
+              <w:bottom w:type="dxa" w:w="50"/>
+              <w:right w:type="dxa" w:w="70"/>
+            </w:tcMar>
+          </w:tcPr>
+          <w:p>
+            <w:pPr>
+              <w:jc w:val="left"/>
+            </w:pPr>
+            <w:r>
+              <w:rPr>
+                <w:b w:val="false"/>
+                <w:bCs w:val="false"/>
+                <w:sz w:val="15"/>
+                <w:szCs w:val="15"/>
+              </w:rPr>
+              <w:t xml:space="preserve">n/a</w:t>
+            </w:r>
+          </w:p>
+        </w:tc>
+        <w:tc>
+          <w:tcPr>
+            <w:tcW w:type="dxa" w:w="1000"/>
+            <w:shd w:fill="FFFFFF" w:val="clear"/>
+            <w:tcMar>
+              <w:top w:type="dxa" w:w="50"/>
+              <w:left w:type="dxa" w:w="70"/>
+              <w:bottom w:type="dxa" w:w="50"/>
+              <w:right w:type="dxa" w:w="70"/>
+            </w:tcMar>
+          </w:tcPr>
+          <w:p>
+            <w:pPr>
+              <w:jc w:val="left"/>
+            </w:pPr>
+            <w:r>
+              <w:rPr>
+                <w:b w:val="false"/>
+                <w:bCs w:val="false"/>
+                <w:sz w:val="15"/>
+                <w:szCs w:val="15"/>
+              </w:rPr>
+              <w:t xml:space="preserve">n/a</w:t>
+            </w:r>
+          </w:p>
+        </w:tc>
+        <w:tc>
+          <w:tcPr>
+            <w:tcW w:type="dxa" w:w="900"/>
+            <w:shd w:fill="FFFFFF" w:val="clear"/>
+            <w:tcMar>
+              <w:top w:type="dxa" w:w="50"/>
+              <w:left w:type="dxa" w:w="70"/>
+              <w:bottom w:type="dxa" w:w="50"/>
+              <w:right w:type="dxa" w:w="70"/>
+            </w:tcMar>
+          </w:tcPr>
+          <w:p>
+            <w:pPr>
+              <w:jc w:val="left"/>
+            </w:pPr>
+            <w:r>
+              <w:rPr>
+                <w:b w:val="false"/>
+                <w:bCs w:val="false"/>
+                <w:sz w:val="15"/>
+                <w:szCs w:val="15"/>
+              </w:rPr>
+              <w:t xml:space="preserve">n/a</w:t>
+            </w:r>
+          </w:p>
+        </w:tc>
+        <w:tc>
+          <w:tcPr>
+            <w:tcW w:type="dxa" w:w="3160"/>
+            <w:shd w:fill="FFFFFF" w:val="clear"/>
+            <w:tcMar>
+              <w:top w:type="dxa" w:w="50"/>
+              <w:left w:type="dxa" w:w="70"/>
+              <w:bottom w:type="dxa" w:w="50"/>
+              <w:right w:type="dxa" w:w="70"/>
+            </w:tcMar>
+          </w:tcPr>
+          <w:p>
+            <w:pPr>
+              <w:jc w:val="left"/>
+            </w:pPr>
+            <w:r>
+              <w:rPr>
+                <w:b w:val="false"/>
+                <w:bCs w:val="false"/>
+                <w:sz w:val="15"/>
+                <w:szCs w:val="15"/>
+              </w:rPr>
+              <w:t xml:space="preserve">"My biggest hardships is quoting how do you quote that could be a good video to make but yea quotting is not as easy as i thought i would be"</w:t>
+            </w:r>
+          </w:p>
+        </w:tc>
+      </w:tr>
+      <w:tr>
+        <w:tc>
+          <w:tcPr>
+            <w:tcW w:type="dxa" w:w="2400"/>
+            <w:shd w:fill="F2F2F2" w:val="clear"/>
+            <w:tcMar>
+              <w:top w:type="dxa" w:w="50"/>
+              <w:left w:type="dxa" w:w="70"/>
+              <w:bottom w:type="dxa" w:w="50"/>
+              <w:right w:type="dxa" w:w="70"/>
+            </w:tcMar>
+          </w:tcPr>
+          <w:p>
+            <w:pPr>
+              <w:jc w:val="left"/>
+            </w:pPr>
+            <w:r>
+              <w:rPr>
+                <w:b w:val="false"/>
+                <w:bCs w:val="false"/>
+                <w:sz w:val="15"/>
+                <w:szCs w:val="15"/>
+              </w:rPr>
+              <w:t xml:space="preserve">Financial / Payment Processing Fees</w:t>
+            </w:r>
+          </w:p>
+        </w:tc>
+        <w:tc>
+          <w:tcPr>
+            <w:tcW w:type="dxa" w:w="900"/>
+            <w:shd w:fill="F2F2F2" w:val="clear"/>
+            <w:tcMar>
+              <w:top w:type="dxa" w:w="50"/>
+              <w:left w:type="dxa" w:w="70"/>
+              <w:bottom w:type="dxa" w:w="50"/>
+              <w:right w:type="dxa" w:w="70"/>
+            </w:tcMar>
+          </w:tcPr>
+          <w:p>
+            <w:pPr>
+              <w:jc w:val="left"/>
+            </w:pPr>
+            <w:r>
+              <w:rPr>
+                <w:b w:val="false"/>
+                <w:bCs w:val="false"/>
+                <w:sz w:val="15"/>
+                <w:szCs w:val="15"/>
+              </w:rPr>
+              <w:t xml:space="preserve">n/a</w:t>
+            </w:r>
+          </w:p>
+        </w:tc>
+        <w:tc>
+          <w:tcPr>
+            <w:tcW w:type="dxa" w:w="1000"/>
+            <w:shd w:fill="F2F2F2" w:val="clear"/>
+            <w:tcMar>
+              <w:top w:type="dxa" w:w="50"/>
+              <w:left w:type="dxa" w:w="70"/>
+              <w:bottom w:type="dxa" w:w="50"/>
+              <w:right w:type="dxa" w:w="70"/>
+            </w:tcMar>
+          </w:tcPr>
+          <w:p>
+            <w:pPr>
+              <w:jc w:val="left"/>
+            </w:pPr>
+            <w:r>
+              <w:rPr>
+                <w:b w:val="false"/>
+                <w:bCs w:val="false"/>
+                <w:sz w:val="15"/>
+                <w:szCs w:val="15"/>
+              </w:rPr>
+              <w:t xml:space="preserve">n/a</w:t>
+            </w:r>
+          </w:p>
+        </w:tc>
+        <w:tc>
+          <w:tcPr>
+            <w:tcW w:type="dxa" w:w="1000"/>
+            <w:shd w:fill="F2F2F2" w:val="clear"/>
+            <w:tcMar>
+              <w:top w:type="dxa" w:w="50"/>
+              <w:left w:type="dxa" w:w="70"/>
+              <w:bottom w:type="dxa" w:w="50"/>
+              <w:right w:type="dxa" w:w="70"/>
+            </w:tcMar>
+          </w:tcPr>
+          <w:p>
+            <w:pPr>
+              <w:jc w:val="left"/>
+            </w:pPr>
+            <w:r>
+              <w:rPr>
+                <w:b w:val="false"/>
+                <w:bCs w:val="false"/>
+                <w:sz w:val="15"/>
+                <w:szCs w:val="15"/>
+              </w:rPr>
+              <w:t xml:space="preserve">0/4</w:t>
+            </w:r>
+          </w:p>
+        </w:tc>
+        <w:tc>
+          <w:tcPr>
+            <w:tcW w:type="dxa" w:w="900"/>
+            <w:shd w:fill="F2F2F2" w:val="clear"/>
+            <w:tcMar>
+              <w:top w:type="dxa" w:w="50"/>
+              <w:left w:type="dxa" w:w="70"/>
+              <w:bottom w:type="dxa" w:w="50"/>
+              <w:right w:type="dxa" w:w="70"/>
+            </w:tcMar>
+          </w:tcPr>
+          <w:p>
+            <w:pPr>
+              <w:jc w:val="left"/>
+            </w:pPr>
+            <w:r>
+              <w:rPr>
+                <w:b w:val="false"/>
+                <w:bCs w:val="false"/>
+                <w:sz w:val="15"/>
+                <w:szCs w:val="15"/>
+              </w:rPr>
+              <w:t xml:space="preserve">n/a</w:t>
+            </w:r>
+          </w:p>
+        </w:tc>
+        <w:tc>
+          <w:tcPr>
+            <w:tcW w:type="dxa" w:w="3160"/>
+            <w:shd w:fill="F2F2F2" w:val="clear"/>
+            <w:tcMar>
+              <w:top w:type="dxa" w:w="50"/>
+              <w:left w:type="dxa" w:w="70"/>
+              <w:bottom w:type="dxa" w:w="50"/>
+              <w:right w:type="dxa" w:w="70"/>
+            </w:tcMar>
+          </w:tcPr>
+          <w:p>
+            <w:pPr>
+              <w:jc w:val="left"/>
+            </w:pPr>
+            <w:r>
+              <w:rPr>
+                <w:b w:val="false"/>
+                <w:bCs w:val="false"/>
+                <w:sz w:val="15"/>
+                <w:szCs w:val="15"/>
+              </w:rPr>
+              <w:t xml:space="preserve">"I used square last yr and the 3.6% fee hit me in the pocket hard"</w:t>
+            </w:r>
+          </w:p>
+        </w:tc>
+      </w:tr>
+      <w:tr>
+        <w:tc>
+          <w:tcPr>
+            <w:tcW w:type="dxa" w:w="2400"/>
+            <w:shd w:fill="FFFFFF" w:val="clear"/>
+            <w:tcMar>
+              <w:top w:type="dxa" w:w="50"/>
+              <w:left w:type="dxa" w:w="70"/>
+              <w:bottom w:type="dxa" w:w="50"/>
+              <w:right w:type="dxa" w:w="70"/>
+            </w:tcMar>
+          </w:tcPr>
+          <w:p>
+            <w:pPr>
+              <w:jc w:val="left"/>
+            </w:pPr>
+            <w:r>
+              <w:rPr>
+                <w:b w:val="false"/>
+                <w:bCs w:val="false"/>
+                <w:sz w:val="15"/>
+                <w:szCs w:val="15"/>
+              </w:rPr>
+              <w:t xml:space="preserve">Business Operations / Pricing and Estimating</w:t>
+            </w:r>
+          </w:p>
+        </w:tc>
+        <w:tc>
+          <w:tcPr>
+            <w:tcW w:type="dxa" w:w="900"/>
+            <w:shd w:fill="FFFFFF" w:val="clear"/>
+            <w:tcMar>
+              <w:top w:type="dxa" w:w="50"/>
+              <w:left w:type="dxa" w:w="70"/>
+              <w:bottom w:type="dxa" w:w="50"/>
+              <w:right w:type="dxa" w:w="70"/>
+            </w:tcMar>
+          </w:tcPr>
+          <w:p>
+            <w:pPr>
+              <w:jc w:val="left"/>
+            </w:pPr>
+            <w:r>
+              <w:rPr>
+                <w:b w:val="false"/>
+                <w:bCs w:val="false"/>
+                <w:sz w:val="15"/>
+                <w:szCs w:val="15"/>
+              </w:rPr>
+              <w:t xml:space="preserve">7/10</w:t>
+            </w:r>
+          </w:p>
+        </w:tc>
+        <w:tc>
+          <w:tcPr>
+            <w:tcW w:type="dxa" w:w="1000"/>
+            <w:shd w:fill="FFFFFF" w:val="clear"/>
+            <w:tcMar>
+              <w:top w:type="dxa" w:w="50"/>
+              <w:left w:type="dxa" w:w="70"/>
+              <w:bottom w:type="dxa" w:w="50"/>
+              <w:right w:type="dxa" w:w="70"/>
+            </w:tcMar>
+          </w:tcPr>
+          <w:p>
+            <w:pPr>
+              <w:jc w:val="left"/>
+            </w:pPr>
+            <w:r>
+              <w:rPr>
+                <w:b w:val="false"/>
+                <w:bCs w:val="false"/>
+                <w:sz w:val="15"/>
+                <w:szCs w:val="15"/>
+              </w:rPr>
+              <w:t xml:space="preserve">7/10</w:t>
+            </w:r>
+          </w:p>
+        </w:tc>
+        <w:tc>
+          <w:tcPr>
+            <w:tcW w:type="dxa" w:w="1000"/>
+            <w:shd w:fill="FFFFFF" w:val="clear"/>
+            <w:tcMar>
+              <w:top w:type="dxa" w:w="50"/>
+              <w:left w:type="dxa" w:w="70"/>
+              <w:bottom w:type="dxa" w:w="50"/>
+              <w:right w:type="dxa" w:w="70"/>
+            </w:tcMar>
+          </w:tcPr>
+          <w:p>
+            <w:pPr>
+              <w:jc w:val="left"/>
+            </w:pPr>
+            <w:r>
+              <w:rPr>
+                <w:b w:val="false"/>
+                <w:bCs w:val="false"/>
+                <w:sz w:val="15"/>
+                <w:szCs w:val="15"/>
+              </w:rPr>
+              <w:t xml:space="preserve">1/4</w:t>
+            </w:r>
+          </w:p>
+        </w:tc>
+        <w:tc>
+          <w:tcPr>
+            <w:tcW w:type="dxa" w:w="900"/>
+            <w:shd w:fill="FFFFFF" w:val="clear"/>
+            <w:tcMar>
+              <w:top w:type="dxa" w:w="50"/>
+              <w:left w:type="dxa" w:w="70"/>
+              <w:bottom w:type="dxa" w:w="50"/>
+              <w:right w:type="dxa" w:w="70"/>
+            </w:tcMar>
+          </w:tcPr>
+          <w:p>
+            <w:pPr>
+              <w:jc w:val="left"/>
+            </w:pPr>
+            <w:r>
+              <w:rPr>
+                <w:b w:val="false"/>
+                <w:bCs w:val="false"/>
+                <w:sz w:val="15"/>
+                <w:szCs w:val="15"/>
+              </w:rPr>
+              <w:t xml:space="preserve">8/10</w:t>
+            </w:r>
+          </w:p>
+        </w:tc>
+        <w:tc>
+          <w:tcPr>
+            <w:tcW w:type="dxa" w:w="3160"/>
+            <w:shd w:fill="FFFFFF" w:val="clear"/>
+            <w:tcMar>
+              <w:top w:type="dxa" w:w="50"/>
+              <w:left w:type="dxa" w:w="70"/>
+              <w:bottom w:type="dxa" w:w="50"/>
+              <w:right w:type="dxa" w:w="70"/>
+            </w:tcMar>
+          </w:tcPr>
+          <w:p>
+            <w:pPr>
+              <w:jc w:val="left"/>
+            </w:pPr>
+            <w:r>
+              <w:rPr>
+                <w:b w:val="false"/>
+                <w:bCs w:val="false"/>
+                <w:sz w:val="15"/>
+                <w:szCs w:val="15"/>
+              </w:rPr>
+              <w:t xml:space="preserve">"I don't know how to meet with a customer or price a job. I met with a potential customer yesterday and it was ok but could've gone smoother. I just gave them a random price- the co"</w:t>
+            </w:r>
+          </w:p>
+        </w:tc>
+      </w:tr>
+      <w:tr>
+        <w:tc>
+          <w:tcPr>
+            <w:tcW w:type="dxa" w:w="2400"/>
+            <w:shd w:fill="F2F2F2" w:val="clear"/>
+            <w:tcMar>
+              <w:top w:type="dxa" w:w="50"/>
+              <w:left w:type="dxa" w:w="70"/>
+              <w:bottom w:type="dxa" w:w="50"/>
+              <w:right w:type="dxa" w:w="70"/>
+            </w:tcMar>
+          </w:tcPr>
+          <w:p>
+            <w:pPr>
+              <w:jc w:val="left"/>
+            </w:pPr>
+            <w:r>
+              <w:rPr>
+                <w:b w:val="false"/>
+                <w:bCs w:val="false"/>
+                <w:sz w:val="15"/>
+                <w:szCs w:val="15"/>
+              </w:rPr>
+              <w:t xml:space="preserve">Administrative Operations / Invoicing and Quoting</w:t>
+            </w:r>
+          </w:p>
+        </w:tc>
+        <w:tc>
+          <w:tcPr>
+            <w:tcW w:type="dxa" w:w="900"/>
+            <w:shd w:fill="F2F2F2" w:val="clear"/>
+            <w:tcMar>
+              <w:top w:type="dxa" w:w="50"/>
+              <w:left w:type="dxa" w:w="70"/>
+              <w:bottom w:type="dxa" w:w="50"/>
+              <w:right w:type="dxa" w:w="70"/>
+            </w:tcMar>
+          </w:tcPr>
+          <w:p>
+            <w:pPr>
+              <w:jc w:val="left"/>
+            </w:pPr>
+            <w:r>
+              <w:rPr>
+                <w:b w:val="false"/>
+                <w:bCs w:val="false"/>
+                <w:sz w:val="15"/>
+                <w:szCs w:val="15"/>
+              </w:rPr>
+              <w:t xml:space="preserve">n/a</w:t>
+            </w:r>
+          </w:p>
+        </w:tc>
+        <w:tc>
+          <w:tcPr>
+            <w:tcW w:type="dxa" w:w="1000"/>
+            <w:shd w:fill="F2F2F2" w:val="clear"/>
+            <w:tcMar>
+              <w:top w:type="dxa" w:w="50"/>
+              <w:left w:type="dxa" w:w="70"/>
+              <w:bottom w:type="dxa" w:w="50"/>
+              <w:right w:type="dxa" w:w="70"/>
+            </w:tcMar>
+          </w:tcPr>
+          <w:p>
+            <w:pPr>
+              <w:jc w:val="left"/>
+            </w:pPr>
+            <w:r>
+              <w:rPr>
+                <w:b w:val="false"/>
+                <w:bCs w:val="false"/>
+                <w:sz w:val="15"/>
+                <w:szCs w:val="15"/>
+              </w:rPr>
+              <w:t xml:space="preserve">n/a</w:t>
+            </w:r>
+          </w:p>
+        </w:tc>
+        <w:tc>
+          <w:tcPr>
+            <w:tcW w:type="dxa" w:w="1000"/>
+            <w:shd w:fill="F2F2F2" w:val="clear"/>
+            <w:tcMar>
+              <w:top w:type="dxa" w:w="50"/>
+              <w:left w:type="dxa" w:w="70"/>
+              <w:bottom w:type="dxa" w:w="50"/>
+              <w:right w:type="dxa" w:w="70"/>
+            </w:tcMar>
+          </w:tcPr>
+          <w:p>
+            <w:pPr>
+              <w:jc w:val="left"/>
+            </w:pPr>
+            <w:r>
+              <w:rPr>
+                <w:b w:val="false"/>
+                <w:bCs w:val="false"/>
+                <w:sz w:val="15"/>
+                <w:szCs w:val="15"/>
+              </w:rPr>
+              <w:t xml:space="preserve">n/a</w:t>
+            </w:r>
+          </w:p>
+        </w:tc>
+        <w:tc>
+          <w:tcPr>
+            <w:tcW w:type="dxa" w:w="900"/>
+            <w:shd w:fill="F2F2F2" w:val="clear"/>
+            <w:tcMar>
+              <w:top w:type="dxa" w:w="50"/>
+              <w:left w:type="dxa" w:w="70"/>
+              <w:bottom w:type="dxa" w:w="50"/>
+              <w:right w:type="dxa" w:w="70"/>
+            </w:tcMar>
+          </w:tcPr>
+          <w:p>
+            <w:pPr>
+              <w:jc w:val="left"/>
+            </w:pPr>
+            <w:r>
+              <w:rPr>
+                <w:b w:val="false"/>
+                <w:bCs w:val="false"/>
+                <w:sz w:val="15"/>
+                <w:szCs w:val="15"/>
+              </w:rPr>
+              <w:t xml:space="preserve">n/a</w:t>
+            </w:r>
+          </w:p>
+        </w:tc>
+        <w:tc>
+          <w:tcPr>
+            <w:tcW w:type="dxa" w:w="3160"/>
+            <w:shd w:fill="F2F2F2" w:val="clear"/>
+            <w:tcMar>
+              <w:top w:type="dxa" w:w="50"/>
+              <w:left w:type="dxa" w:w="70"/>
+              <w:bottom w:type="dxa" w:w="50"/>
+              <w:right w:type="dxa" w:w="70"/>
+            </w:tcMar>
+          </w:tcPr>
+          <w:p>
+            <w:pPr>
+              <w:jc w:val="left"/>
+            </w:pPr>
+            <w:r>
+              <w:rPr>
+                <w:b w:val="false"/>
+                <w:bCs w:val="false"/>
+                <w:sz w:val="15"/>
+                <w:szCs w:val="15"/>
+              </w:rPr>
+              <w:t xml:space="preserve">"I spent a lot of time developing my own system for invoicing, billing, reciepts and quoting based off google template that I put my logo on and looks great but is such a time suck "</w:t>
+            </w:r>
+          </w:p>
+        </w:tc>
+      </w:tr>
+      <w:tr>
+        <w:tc>
+          <w:tcPr>
+            <w:tcW w:type="dxa" w:w="2400"/>
+            <w:shd w:fill="FFFFFF" w:val="clear"/>
+            <w:tcMar>
+              <w:top w:type="dxa" w:w="50"/>
+              <w:left w:type="dxa" w:w="70"/>
+              <w:bottom w:type="dxa" w:w="50"/>
+              <w:right w:type="dxa" w:w="70"/>
+            </w:tcMar>
+          </w:tcPr>
+          <w:p>
+            <w:pPr>
+              <w:jc w:val="left"/>
+            </w:pPr>
+            <w:r>
+              <w:rPr>
+                <w:b w:val="false"/>
+                <w:bCs w:val="false"/>
+                <w:sz w:val="15"/>
+                <w:szCs w:val="15"/>
+              </w:rPr>
+              <w:t xml:space="preserve">Financial Management / Tracking and Accounting</w:t>
+            </w:r>
+          </w:p>
+        </w:tc>
+        <w:tc>
+          <w:tcPr>
+            <w:tcW w:type="dxa" w:w="900"/>
+            <w:shd w:fill="FFFFFF" w:val="clear"/>
+            <w:tcMar>
+              <w:top w:type="dxa" w:w="50"/>
+              <w:left w:type="dxa" w:w="70"/>
+              <w:bottom w:type="dxa" w:w="50"/>
+              <w:right w:type="dxa" w:w="70"/>
+            </w:tcMar>
+          </w:tcPr>
+          <w:p>
+            <w:pPr>
+              <w:jc w:val="left"/>
+            </w:pPr>
+            <w:r>
+              <w:rPr>
+                <w:b w:val="false"/>
+                <w:bCs w:val="false"/>
+                <w:sz w:val="15"/>
+                <w:szCs w:val="15"/>
+              </w:rPr>
+              <w:t xml:space="preserve">5/10</w:t>
+            </w:r>
+          </w:p>
+        </w:tc>
+        <w:tc>
+          <w:tcPr>
+            <w:tcW w:type="dxa" w:w="1000"/>
+            <w:shd w:fill="FFFFFF" w:val="clear"/>
+            <w:tcMar>
+              <w:top w:type="dxa" w:w="50"/>
+              <w:left w:type="dxa" w:w="70"/>
+              <w:bottom w:type="dxa" w:w="50"/>
+              <w:right w:type="dxa" w:w="70"/>
+            </w:tcMar>
+          </w:tcPr>
+          <w:p>
+            <w:pPr>
+              <w:jc w:val="left"/>
+            </w:pPr>
+            <w:r>
+              <w:rPr>
+                <w:b w:val="false"/>
+                <w:bCs w:val="false"/>
+                <w:sz w:val="15"/>
+                <w:szCs w:val="15"/>
+              </w:rPr>
+              <w:t xml:space="preserve">n/a</w:t>
+            </w:r>
+          </w:p>
+        </w:tc>
+        <w:tc>
+          <w:tcPr>
+            <w:tcW w:type="dxa" w:w="1000"/>
+            <w:shd w:fill="FFFFFF" w:val="clear"/>
+            <w:tcMar>
+              <w:top w:type="dxa" w:w="50"/>
+              <w:left w:type="dxa" w:w="70"/>
+              <w:bottom w:type="dxa" w:w="50"/>
+              <w:right w:type="dxa" w:w="70"/>
+            </w:tcMar>
+          </w:tcPr>
+          <w:p>
+            <w:pPr>
+              <w:jc w:val="left"/>
+            </w:pPr>
+            <w:r>
+              <w:rPr>
+                <w:b w:val="false"/>
+                <w:bCs w:val="false"/>
+                <w:sz w:val="15"/>
+                <w:szCs w:val="15"/>
+              </w:rPr>
+              <w:t xml:space="preserve">n/a</w:t>
+            </w:r>
+          </w:p>
+        </w:tc>
+        <w:tc>
+          <w:tcPr>
+            <w:tcW w:type="dxa" w:w="900"/>
+            <w:shd w:fill="FFFFFF" w:val="clear"/>
+            <w:tcMar>
+              <w:top w:type="dxa" w:w="50"/>
+              <w:left w:type="dxa" w:w="70"/>
+              <w:bottom w:type="dxa" w:w="50"/>
+              <w:right w:type="dxa" w:w="70"/>
+            </w:tcMar>
+          </w:tcPr>
+          <w:p>
+            <w:pPr>
+              <w:jc w:val="left"/>
+            </w:pPr>
+            <w:r>
+              <w:rPr>
+                <w:b w:val="false"/>
+                <w:bCs w:val="false"/>
+                <w:sz w:val="15"/>
+                <w:szCs w:val="15"/>
+              </w:rPr>
+              <w:t xml:space="preserve">8/10</w:t>
+            </w:r>
+          </w:p>
+        </w:tc>
+        <w:tc>
+          <w:tcPr>
+            <w:tcW w:type="dxa" w:w="3160"/>
+            <w:shd w:fill="FFFFFF" w:val="clear"/>
+            <w:tcMar>
+              <w:top w:type="dxa" w:w="50"/>
+              <w:left w:type="dxa" w:w="70"/>
+              <w:bottom w:type="dxa" w:w="50"/>
+              <w:right w:type="dxa" w:w="70"/>
+            </w:tcMar>
+          </w:tcPr>
+          <w:p>
+            <w:pPr>
+              <w:jc w:val="left"/>
+            </w:pPr>
+            <w:r>
+              <w:rPr>
+                <w:b w:val="false"/>
+                <w:bCs w:val="false"/>
+                <w:sz w:val="15"/>
+                <w:szCs w:val="15"/>
+              </w:rPr>
+              <w:t xml:space="preserve">"what do you use as far as keep up with money that was made on a particular day or what you paided an employee?"</w:t>
+            </w:r>
+          </w:p>
+        </w:tc>
+      </w:tr>
+      <w:tr>
+        <w:tc>
+          <w:tcPr>
+            <w:tcW w:type="dxa" w:w="2400"/>
+            <w:shd w:fill="F2F2F2" w:val="clear"/>
+            <w:tcMar>
+              <w:top w:type="dxa" w:w="50"/>
+              <w:left w:type="dxa" w:w="70"/>
+              <w:bottom w:type="dxa" w:w="50"/>
+              <w:right w:type="dxa" w:w="70"/>
+            </w:tcMar>
+          </w:tcPr>
+          <w:p>
+            <w:pPr>
+              <w:jc w:val="left"/>
+            </w:pPr>
+            <w:r>
+              <w:rPr>
+                <w:b w:val="false"/>
+                <w:bCs w:val="false"/>
+                <w:sz w:val="15"/>
+                <w:szCs w:val="15"/>
+              </w:rPr>
+              <w:t xml:space="preserve">Operations / Software Adoption</w:t>
+            </w:r>
+          </w:p>
+        </w:tc>
+        <w:tc>
+          <w:tcPr>
+            <w:tcW w:type="dxa" w:w="900"/>
+            <w:shd w:fill="F2F2F2" w:val="clear"/>
+            <w:tcMar>
+              <w:top w:type="dxa" w:w="50"/>
+              <w:left w:type="dxa" w:w="70"/>
+              <w:bottom w:type="dxa" w:w="50"/>
+              <w:right w:type="dxa" w:w="70"/>
+            </w:tcMar>
+          </w:tcPr>
+          <w:p>
+            <w:pPr>
+              <w:jc w:val="left"/>
+            </w:pPr>
+            <w:r>
+              <w:rPr>
+                <w:b w:val="false"/>
+                <w:bCs w:val="false"/>
+                <w:sz w:val="15"/>
+                <w:szCs w:val="15"/>
+              </w:rPr>
+              <w:t xml:space="preserve">7/10</w:t>
+            </w:r>
+          </w:p>
+        </w:tc>
+        <w:tc>
+          <w:tcPr>
+            <w:tcW w:type="dxa" w:w="1000"/>
+            <w:shd w:fill="F2F2F2" w:val="clear"/>
+            <w:tcMar>
+              <w:top w:type="dxa" w:w="50"/>
+              <w:left w:type="dxa" w:w="70"/>
+              <w:bottom w:type="dxa" w:w="50"/>
+              <w:right w:type="dxa" w:w="70"/>
+            </w:tcMar>
+          </w:tcPr>
+          <w:p>
+            <w:pPr>
+              <w:jc w:val="left"/>
+            </w:pPr>
+            <w:r>
+              <w:rPr>
+                <w:b w:val="false"/>
+                <w:bCs w:val="false"/>
+                <w:sz w:val="15"/>
+                <w:szCs w:val="15"/>
+              </w:rPr>
+              <w:t xml:space="preserve">7/10</w:t>
+            </w:r>
+          </w:p>
+        </w:tc>
+        <w:tc>
+          <w:tcPr>
+            <w:tcW w:type="dxa" w:w="1000"/>
+            <w:shd w:fill="F2F2F2" w:val="clear"/>
+            <w:tcMar>
+              <w:top w:type="dxa" w:w="50"/>
+              <w:left w:type="dxa" w:w="70"/>
+              <w:bottom w:type="dxa" w:w="50"/>
+              <w:right w:type="dxa" w:w="70"/>
+            </w:tcMar>
+          </w:tcPr>
+          <w:p>
+            <w:pPr>
+              <w:jc w:val="left"/>
+            </w:pPr>
+            <w:r>
+              <w:rPr>
+                <w:b w:val="false"/>
+                <w:bCs w:val="false"/>
+                <w:sz w:val="15"/>
+                <w:szCs w:val="15"/>
+              </w:rPr>
+              <w:t xml:space="preserve">2/4</w:t>
+            </w:r>
+          </w:p>
+        </w:tc>
+        <w:tc>
+          <w:tcPr>
+            <w:tcW w:type="dxa" w:w="900"/>
+            <w:shd w:fill="F2F2F2" w:val="clear"/>
+            <w:tcMar>
+              <w:top w:type="dxa" w:w="50"/>
+              <w:left w:type="dxa" w:w="70"/>
+              <w:bottom w:type="dxa" w:w="50"/>
+              <w:right w:type="dxa" w:w="70"/>
+            </w:tcMar>
+          </w:tcPr>
+          <w:p>
+            <w:pPr>
+              <w:jc w:val="left"/>
+            </w:pPr>
+            <w:r>
+              <w:rPr>
+                <w:b w:val="false"/>
+                <w:bCs w:val="false"/>
+                <w:sz w:val="15"/>
+                <w:szCs w:val="15"/>
+              </w:rPr>
+              <w:t xml:space="preserve">5/10</w:t>
+            </w:r>
+          </w:p>
+        </w:tc>
+        <w:tc>
+          <w:tcPr>
+            <w:tcW w:type="dxa" w:w="3160"/>
+            <w:shd w:fill="F2F2F2" w:val="clear"/>
+            <w:tcMar>
+              <w:top w:type="dxa" w:w="50"/>
+              <w:left w:type="dxa" w:w="70"/>
+              <w:bottom w:type="dxa" w:w="50"/>
+              <w:right w:type="dxa" w:w="70"/>
+            </w:tcMar>
+          </w:tcPr>
+          <w:p>
+            <w:pPr>
+              <w:jc w:val="left"/>
+            </w:pPr>
+            <w:r>
+              <w:rPr>
+                <w:b w:val="false"/>
+                <w:bCs w:val="false"/>
+                <w:sz w:val="15"/>
+                <w:szCs w:val="15"/>
+              </w:rPr>
+              <w:t xml:space="preserve">"I now have over 600 accounts and am spinning my wheels trying to figure out what software to start using :("</w:t>
+            </w:r>
+          </w:p>
+        </w:tc>
+      </w:tr>
+      <w:tr>
+        <w:tc>
+          <w:tcPr>
+            <w:tcW w:type="dxa" w:w="2400"/>
+            <w:shd w:fill="FFFFFF" w:val="clear"/>
+            <w:tcMar>
+              <w:top w:type="dxa" w:w="50"/>
+              <w:left w:type="dxa" w:w="70"/>
+              <w:bottom w:type="dxa" w:w="50"/>
+              <w:right w:type="dxa" w:w="70"/>
+            </w:tcMar>
+          </w:tcPr>
+          <w:p>
+            <w:pPr>
+              <w:jc w:val="left"/>
+            </w:pPr>
+            <w:r>
+              <w:rPr>
+                <w:b w:val="false"/>
+                <w:bCs w:val="false"/>
+                <w:sz w:val="15"/>
+                <w:szCs w:val="15"/>
+              </w:rPr>
+              <w:t xml:space="preserve">Software Limitations / Missing Mobile App</w:t>
+            </w:r>
+          </w:p>
+        </w:tc>
+        <w:tc>
+          <w:tcPr>
+            <w:tcW w:type="dxa" w:w="900"/>
+            <w:shd w:fill="FFFFFF" w:val="clear"/>
+            <w:tcMar>
+              <w:top w:type="dxa" w:w="50"/>
+              <w:left w:type="dxa" w:w="70"/>
+              <w:bottom w:type="dxa" w:w="50"/>
+              <w:right w:type="dxa" w:w="70"/>
+            </w:tcMar>
+          </w:tcPr>
+          <w:p>
+            <w:pPr>
+              <w:jc w:val="left"/>
+            </w:pPr>
+            <w:r>
+              <w:rPr>
+                <w:b w:val="false"/>
+                <w:bCs w:val="false"/>
+                <w:sz w:val="15"/>
+                <w:szCs w:val="15"/>
+              </w:rPr>
+              <w:t xml:space="preserve">n/a</w:t>
+            </w:r>
+          </w:p>
+        </w:tc>
+        <w:tc>
+          <w:tcPr>
+            <w:tcW w:type="dxa" w:w="1000"/>
+            <w:shd w:fill="FFFFFF" w:val="clear"/>
+            <w:tcMar>
+              <w:top w:type="dxa" w:w="50"/>
+              <w:left w:type="dxa" w:w="70"/>
+              <w:bottom w:type="dxa" w:w="50"/>
+              <w:right w:type="dxa" w:w="70"/>
+            </w:tcMar>
+          </w:tcPr>
+          <w:p>
+            <w:pPr>
+              <w:jc w:val="left"/>
+            </w:pPr>
+            <w:r>
+              <w:rPr>
+                <w:b w:val="false"/>
+                <w:bCs w:val="false"/>
+                <w:sz w:val="15"/>
+                <w:szCs w:val="15"/>
+              </w:rPr>
+              <w:t xml:space="preserve">n/a</w:t>
+            </w:r>
+          </w:p>
+        </w:tc>
+        <w:tc>
+          <w:tcPr>
+            <w:tcW w:type="dxa" w:w="1000"/>
+            <w:shd w:fill="FFFFFF" w:val="clear"/>
+            <w:tcMar>
+              <w:top w:type="dxa" w:w="50"/>
+              <w:left w:type="dxa" w:w="70"/>
+              <w:bottom w:type="dxa" w:w="50"/>
+              <w:right w:type="dxa" w:w="70"/>
+            </w:tcMar>
+          </w:tcPr>
+          <w:p>
+            <w:pPr>
+              <w:jc w:val="left"/>
+            </w:pPr>
+            <w:r>
+              <w:rPr>
+                <w:b w:val="false"/>
+                <w:bCs w:val="false"/>
+                <w:sz w:val="15"/>
+                <w:szCs w:val="15"/>
+              </w:rPr>
+              <w:t xml:space="preserve">n/a</w:t>
+            </w:r>
+          </w:p>
+        </w:tc>
+        <w:tc>
+          <w:tcPr>
+            <w:tcW w:type="dxa" w:w="900"/>
+            <w:shd w:fill="FFFFFF" w:val="clear"/>
+            <w:tcMar>
+              <w:top w:type="dxa" w:w="50"/>
+              <w:left w:type="dxa" w:w="70"/>
+              <w:bottom w:type="dxa" w:w="50"/>
+              <w:right w:type="dxa" w:w="70"/>
+            </w:tcMar>
+          </w:tcPr>
+          <w:p>
+            <w:pPr>
+              <w:jc w:val="left"/>
+            </w:pPr>
+            <w:r>
+              <w:rPr>
+                <w:b w:val="false"/>
+                <w:bCs w:val="false"/>
+                <w:sz w:val="15"/>
+                <w:szCs w:val="15"/>
+              </w:rPr>
+              <w:t xml:space="preserve">n/a</w:t>
+            </w:r>
+          </w:p>
+        </w:tc>
+        <w:tc>
+          <w:tcPr>
+            <w:tcW w:type="dxa" w:w="3160"/>
+            <w:shd w:fill="FFFFFF" w:val="clear"/>
+            <w:tcMar>
+              <w:top w:type="dxa" w:w="50"/>
+              <w:left w:type="dxa" w:w="70"/>
+              <w:bottom w:type="dxa" w:w="50"/>
+              <w:right w:type="dxa" w:w="70"/>
+            </w:tcMar>
+          </w:tcPr>
+          <w:p>
+            <w:pPr>
+              <w:jc w:val="left"/>
+            </w:pPr>
+            <w:r>
+              <w:rPr>
+                <w:b w:val="false"/>
+                <w:bCs w:val="false"/>
+                <w:sz w:val="15"/>
+                <w:szCs w:val="15"/>
+              </w:rPr>
+              <w:t xml:space="preserve">"Also waiting on Yardbook a to have an app for iPhone."</w:t>
+            </w:r>
+          </w:p>
+        </w:tc>
+      </w:tr>
+      <w:tr>
+        <w:tc>
+          <w:tcPr>
+            <w:tcW w:type="dxa" w:w="2400"/>
+            <w:shd w:fill="F2F2F2" w:val="clear"/>
+            <w:tcMar>
+              <w:top w:type="dxa" w:w="50"/>
+              <w:left w:type="dxa" w:w="70"/>
+              <w:bottom w:type="dxa" w:w="50"/>
+              <w:right w:type="dxa" w:w="70"/>
+            </w:tcMar>
+          </w:tcPr>
+          <w:p>
+            <w:pPr>
+              <w:jc w:val="left"/>
+            </w:pPr>
+            <w:r>
+              <w:rPr>
+                <w:b w:val="false"/>
+                <w:bCs w:val="false"/>
+                <w:sz w:val="15"/>
+                <w:szCs w:val="15"/>
+              </w:rPr>
+              <w:t xml:space="preserve">Software usability / User Interface</w:t>
+            </w:r>
+          </w:p>
+        </w:tc>
+        <w:tc>
+          <w:tcPr>
+            <w:tcW w:type="dxa" w:w="900"/>
+            <w:shd w:fill="F2F2F2" w:val="clear"/>
+            <w:tcMar>
+              <w:top w:type="dxa" w:w="50"/>
+              <w:left w:type="dxa" w:w="70"/>
+              <w:bottom w:type="dxa" w:w="50"/>
+              <w:right w:type="dxa" w:w="70"/>
+            </w:tcMar>
+          </w:tcPr>
+          <w:p>
+            <w:pPr>
+              <w:jc w:val="left"/>
+            </w:pPr>
+            <w:r>
+              <w:rPr>
+                <w:b w:val="false"/>
+                <w:bCs w:val="false"/>
+                <w:sz w:val="15"/>
+                <w:szCs w:val="15"/>
+              </w:rPr>
+              <w:t xml:space="preserve">n/a</w:t>
+            </w:r>
+          </w:p>
+        </w:tc>
+        <w:tc>
+          <w:tcPr>
+            <w:tcW w:type="dxa" w:w="1000"/>
+            <w:shd w:fill="F2F2F2" w:val="clear"/>
+            <w:tcMar>
+              <w:top w:type="dxa" w:w="50"/>
+              <w:left w:type="dxa" w:w="70"/>
+              <w:bottom w:type="dxa" w:w="50"/>
+              <w:right w:type="dxa" w:w="70"/>
+            </w:tcMar>
+          </w:tcPr>
+          <w:p>
+            <w:pPr>
+              <w:jc w:val="left"/>
+            </w:pPr>
+            <w:r>
+              <w:rPr>
+                <w:b w:val="false"/>
+                <w:bCs w:val="false"/>
+                <w:sz w:val="15"/>
+                <w:szCs w:val="15"/>
+              </w:rPr>
+              <w:t xml:space="preserve">n/a</w:t>
+            </w:r>
+          </w:p>
+        </w:tc>
+        <w:tc>
+          <w:tcPr>
+            <w:tcW w:type="dxa" w:w="1000"/>
+            <w:shd w:fill="F2F2F2" w:val="clear"/>
+            <w:tcMar>
+              <w:top w:type="dxa" w:w="50"/>
+              <w:left w:type="dxa" w:w="70"/>
+              <w:bottom w:type="dxa" w:w="50"/>
+              <w:right w:type="dxa" w:w="70"/>
+            </w:tcMar>
+          </w:tcPr>
+          <w:p>
+            <w:pPr>
+              <w:jc w:val="left"/>
+            </w:pPr>
+            <w:r>
+              <w:rPr>
+                <w:b w:val="false"/>
+                <w:bCs w:val="false"/>
+                <w:sz w:val="15"/>
+                <w:szCs w:val="15"/>
+              </w:rPr>
+              <w:t xml:space="preserve">n/a</w:t>
+            </w:r>
+          </w:p>
+        </w:tc>
+        <w:tc>
+          <w:tcPr>
+            <w:tcW w:type="dxa" w:w="900"/>
+            <w:shd w:fill="F2F2F2" w:val="clear"/>
+            <w:tcMar>
+              <w:top w:type="dxa" w:w="50"/>
+              <w:left w:type="dxa" w:w="70"/>
+              <w:bottom w:type="dxa" w:w="50"/>
+              <w:right w:type="dxa" w:w="70"/>
+            </w:tcMar>
+          </w:tcPr>
+          <w:p>
+            <w:pPr>
+              <w:jc w:val="left"/>
+            </w:pPr>
+            <w:r>
+              <w:rPr>
+                <w:b w:val="false"/>
+                <w:bCs w:val="false"/>
+                <w:sz w:val="15"/>
+                <w:szCs w:val="15"/>
+              </w:rPr>
+              <w:t xml:space="preserve">n/a</w:t>
+            </w:r>
+          </w:p>
+        </w:tc>
+        <w:tc>
+          <w:tcPr>
+            <w:tcW w:type="dxa" w:w="3160"/>
+            <w:shd w:fill="F2F2F2" w:val="clear"/>
+            <w:tcMar>
+              <w:top w:type="dxa" w:w="50"/>
+              <w:left w:type="dxa" w:w="70"/>
+              <w:bottom w:type="dxa" w:w="50"/>
+              <w:right w:type="dxa" w:w="70"/>
+            </w:tcMar>
+          </w:tcPr>
+          <w:p>
+            <w:pPr>
+              <w:jc w:val="left"/>
+            </w:pPr>
+            <w:r>
+              <w:rPr>
+                <w:b w:val="false"/>
+                <w:bCs w:val="false"/>
+                <w:sz w:val="15"/>
+                <w:szCs w:val="15"/>
+              </w:rPr>
+              <w:t xml:space="preserve">"Using the free version of Yardbook. It's OK, but their navigation and settings is a cluttered mess."</w:t>
+            </w:r>
+          </w:p>
+        </w:tc>
+      </w:tr>
+      <w:tr>
+        <w:tc>
+          <w:tcPr>
+            <w:tcW w:type="dxa" w:w="2400"/>
+            <w:shd w:fill="FFFFFF" w:val="clear"/>
+            <w:tcMar>
+              <w:top w:type="dxa" w:w="50"/>
+              <w:left w:type="dxa" w:w="70"/>
+              <w:bottom w:type="dxa" w:w="50"/>
+              <w:right w:type="dxa" w:w="70"/>
+            </w:tcMar>
+          </w:tcPr>
+          <w:p>
+            <w:pPr>
+              <w:jc w:val="left"/>
+            </w:pPr>
+            <w:r>
+              <w:rPr>
+                <w:b w:val="false"/>
+                <w:bCs w:val="false"/>
+                <w:sz w:val="15"/>
+                <w:szCs w:val="15"/>
+              </w:rPr>
+              <w:t xml:space="preserve">Marketing &amp; Sales / Website Creation</w:t>
+            </w:r>
+          </w:p>
+        </w:tc>
+        <w:tc>
+          <w:tcPr>
+            <w:tcW w:type="dxa" w:w="900"/>
+            <w:shd w:fill="FFFFFF" w:val="clear"/>
+            <w:tcMar>
+              <w:top w:type="dxa" w:w="50"/>
+              <w:left w:type="dxa" w:w="70"/>
+              <w:bottom w:type="dxa" w:w="50"/>
+              <w:right w:type="dxa" w:w="70"/>
+            </w:tcMar>
+          </w:tcPr>
+          <w:p>
+            <w:pPr>
+              <w:jc w:val="left"/>
+            </w:pPr>
+            <w:r>
+              <w:rPr>
+                <w:b w:val="false"/>
+                <w:bCs w:val="false"/>
+                <w:sz w:val="15"/>
+                <w:szCs w:val="15"/>
+              </w:rPr>
+              <w:t xml:space="preserve">n/a</w:t>
+            </w:r>
+          </w:p>
+        </w:tc>
+        <w:tc>
+          <w:tcPr>
+            <w:tcW w:type="dxa" w:w="1000"/>
+            <w:shd w:fill="FFFFFF" w:val="clear"/>
+            <w:tcMar>
+              <w:top w:type="dxa" w:w="50"/>
+              <w:left w:type="dxa" w:w="70"/>
+              <w:bottom w:type="dxa" w:w="50"/>
+              <w:right w:type="dxa" w:w="70"/>
+            </w:tcMar>
+          </w:tcPr>
+          <w:p>
+            <w:pPr>
+              <w:jc w:val="left"/>
+            </w:pPr>
+            <w:r>
+              <w:rPr>
+                <w:b w:val="false"/>
+                <w:bCs w:val="false"/>
+                <w:sz w:val="15"/>
+                <w:szCs w:val="15"/>
+              </w:rPr>
+              <w:t xml:space="preserve">n/a</w:t>
+            </w:r>
+          </w:p>
+        </w:tc>
+        <w:tc>
+          <w:tcPr>
+            <w:tcW w:type="dxa" w:w="1000"/>
+            <w:shd w:fill="FFFFFF" w:val="clear"/>
+            <w:tcMar>
+              <w:top w:type="dxa" w:w="50"/>
+              <w:left w:type="dxa" w:w="70"/>
+              <w:bottom w:type="dxa" w:w="50"/>
+              <w:right w:type="dxa" w:w="70"/>
+            </w:tcMar>
+          </w:tcPr>
+          <w:p>
+            <w:pPr>
+              <w:jc w:val="left"/>
+            </w:pPr>
+            <w:r>
+              <w:rPr>
+                <w:b w:val="false"/>
+                <w:bCs w:val="false"/>
+                <w:sz w:val="15"/>
+                <w:szCs w:val="15"/>
+              </w:rPr>
+              <w:t xml:space="preserve">n/a</w:t>
+            </w:r>
+          </w:p>
+        </w:tc>
+        <w:tc>
+          <w:tcPr>
+            <w:tcW w:type="dxa" w:w="900"/>
+            <w:shd w:fill="FFFFFF" w:val="clear"/>
+            <w:tcMar>
+              <w:top w:type="dxa" w:w="50"/>
+              <w:left w:type="dxa" w:w="70"/>
+              <w:bottom w:type="dxa" w:w="50"/>
+              <w:right w:type="dxa" w:w="70"/>
+            </w:tcMar>
+          </w:tcPr>
+          <w:p>
+            <w:pPr>
+              <w:jc w:val="left"/>
+            </w:pPr>
+            <w:r>
+              <w:rPr>
+                <w:b w:val="false"/>
+                <w:bCs w:val="false"/>
+                <w:sz w:val="15"/>
+                <w:szCs w:val="15"/>
+              </w:rPr>
+              <w:t xml:space="preserve">n/a</w:t>
+            </w:r>
+          </w:p>
+        </w:tc>
+        <w:tc>
+          <w:tcPr>
+            <w:tcW w:type="dxa" w:w="3160"/>
+            <w:shd w:fill="FFFFFF" w:val="clear"/>
+            <w:tcMar>
+              <w:top w:type="dxa" w:w="50"/>
+              <w:left w:type="dxa" w:w="70"/>
+              <w:bottom w:type="dxa" w:w="50"/>
+              <w:right w:type="dxa" w:w="70"/>
+            </w:tcMar>
+          </w:tcPr>
+          <w:p>
+            <w:pPr>
+              <w:jc w:val="left"/>
+            </w:pPr>
+            <w:r>
+              <w:rPr>
+                <w:b w:val="false"/>
+                <w:bCs w:val="false"/>
+                <w:sz w:val="15"/>
+                <w:szCs w:val="15"/>
+              </w:rPr>
+              <w:t xml:space="preserve">"I need to make a business website for my business to get clients but I don’t know how to"</w:t>
+            </w:r>
+          </w:p>
+        </w:tc>
+      </w:tr>
+      <w:tr>
+        <w:tc>
+          <w:tcPr>
+            <w:tcW w:type="dxa" w:w="2400"/>
+            <w:shd w:fill="F2F2F2" w:val="clear"/>
+            <w:tcMar>
+              <w:top w:type="dxa" w:w="50"/>
+              <w:left w:type="dxa" w:w="70"/>
+              <w:bottom w:type="dxa" w:w="50"/>
+              <w:right w:type="dxa" w:w="70"/>
+            </w:tcMar>
+          </w:tcPr>
+          <w:p>
+            <w:pPr>
+              <w:jc w:val="left"/>
+            </w:pPr>
+            <w:r>
+              <w:rPr>
+                <w:b w:val="false"/>
+                <w:bCs w:val="false"/>
+                <w:sz w:val="15"/>
+                <w:szCs w:val="15"/>
+              </w:rPr>
+              <w:t xml:space="preserve">Marketing &amp; Sales / Lead Generation</w:t>
+            </w:r>
+          </w:p>
+        </w:tc>
+        <w:tc>
+          <w:tcPr>
+            <w:tcW w:type="dxa" w:w="900"/>
+            <w:shd w:fill="F2F2F2" w:val="clear"/>
+            <w:tcMar>
+              <w:top w:type="dxa" w:w="50"/>
+              <w:left w:type="dxa" w:w="70"/>
+              <w:bottom w:type="dxa" w:w="50"/>
+              <w:right w:type="dxa" w:w="70"/>
+            </w:tcMar>
+          </w:tcPr>
+          <w:p>
+            <w:pPr>
+              <w:jc w:val="left"/>
+            </w:pPr>
+            <w:r>
+              <w:rPr>
+                <w:b w:val="false"/>
+                <w:bCs w:val="false"/>
+                <w:sz w:val="15"/>
+                <w:szCs w:val="15"/>
+              </w:rPr>
+              <w:t xml:space="preserve">n/a</w:t>
+            </w:r>
+          </w:p>
+        </w:tc>
+        <w:tc>
+          <w:tcPr>
+            <w:tcW w:type="dxa" w:w="1000"/>
+            <w:shd w:fill="F2F2F2" w:val="clear"/>
+            <w:tcMar>
+              <w:top w:type="dxa" w:w="50"/>
+              <w:left w:type="dxa" w:w="70"/>
+              <w:bottom w:type="dxa" w:w="50"/>
+              <w:right w:type="dxa" w:w="70"/>
+            </w:tcMar>
+          </w:tcPr>
+          <w:p>
+            <w:pPr>
+              <w:jc w:val="left"/>
+            </w:pPr>
+            <w:r>
+              <w:rPr>
+                <w:b w:val="false"/>
+                <w:bCs w:val="false"/>
+                <w:sz w:val="15"/>
+                <w:szCs w:val="15"/>
+              </w:rPr>
+              <w:t xml:space="preserve">n/a</w:t>
+            </w:r>
+          </w:p>
+        </w:tc>
+        <w:tc>
+          <w:tcPr>
+            <w:tcW w:type="dxa" w:w="1000"/>
+            <w:shd w:fill="F2F2F2" w:val="clear"/>
+            <w:tcMar>
+              <w:top w:type="dxa" w:w="50"/>
+              <w:left w:type="dxa" w:w="70"/>
+              <w:bottom w:type="dxa" w:w="50"/>
+              <w:right w:type="dxa" w:w="70"/>
+            </w:tcMar>
+          </w:tcPr>
+          <w:p>
+            <w:pPr>
+              <w:jc w:val="left"/>
+            </w:pPr>
+            <w:r>
+              <w:rPr>
+                <w:b w:val="false"/>
+                <w:bCs w:val="false"/>
+                <w:sz w:val="15"/>
+                <w:szCs w:val="15"/>
+              </w:rPr>
+              <w:t xml:space="preserve">n/a</w:t>
+            </w:r>
+          </w:p>
+        </w:tc>
+        <w:tc>
+          <w:tcPr>
+            <w:tcW w:type="dxa" w:w="900"/>
+            <w:shd w:fill="F2F2F2" w:val="clear"/>
+            <w:tcMar>
+              <w:top w:type="dxa" w:w="50"/>
+              <w:left w:type="dxa" w:w="70"/>
+              <w:bottom w:type="dxa" w:w="50"/>
+              <w:right w:type="dxa" w:w="70"/>
+            </w:tcMar>
+          </w:tcPr>
+          <w:p>
+            <w:pPr>
+              <w:jc w:val="left"/>
+            </w:pPr>
+            <w:r>
+              <w:rPr>
+                <w:b w:val="false"/>
+                <w:bCs w:val="false"/>
+                <w:sz w:val="15"/>
+                <w:szCs w:val="15"/>
+              </w:rPr>
+              <w:t xml:space="preserve">n/a</w:t>
+            </w:r>
+          </w:p>
+        </w:tc>
+        <w:tc>
+          <w:tcPr>
+            <w:tcW w:type="dxa" w:w="3160"/>
+            <w:shd w:fill="F2F2F2" w:val="clear"/>
+            <w:tcMar>
+              <w:top w:type="dxa" w:w="50"/>
+              <w:left w:type="dxa" w:w="70"/>
+              <w:bottom w:type="dxa" w:w="50"/>
+              <w:right w:type="dxa" w:w="70"/>
+            </w:tcMar>
+          </w:tcPr>
+          <w:p>
+            <w:pPr>
+              <w:jc w:val="left"/>
+            </w:pPr>
+            <w:r>
+              <w:rPr>
+                <w:b w:val="false"/>
+                <w:bCs w:val="false"/>
+                <w:sz w:val="15"/>
+                <w:szCs w:val="15"/>
+              </w:rPr>
+              <w:t xml:space="preserve">"I’ve been using apps to get clients and it’s not worth it"</w:t>
+            </w:r>
+          </w:p>
+        </w:tc>
+      </w:tr>
+    </w:tbl>
+    <w:p>
+      <w:r>
+        <w:br w:type="page"/>
       </w:r>
     </w:p>
     <w:p>
@@ -237,7 +2164,7 @@
         <w:spacing w:after="80"/>
       </w:pPr>
       <w:r>
-        <w:t xml:space="preserve">Real mean purchase_intent_0_4 (0-4 scale): 1.00, from 3 real mention(s) with a stated value.</w:t>
+        <w:t xml:space="preserve">Real mean purchase_intent_0_4 (0-4 scale): 1.00, from 3 real mention(s) with a stated value (see table in Section 3.1 for which ones).</w:t>
       </w:r>
     </w:p>
     <w:p>
@@ -249,7 +2176,7 @@
           <w:i/>
           <w:iCs/>
         </w:rPr>
-        <w:t xml:space="preserve">The other 3 required real M4 components (annual_problem_cost_usd, annual_existing_paid_spend_usd, verified_paid_workaround_share) have no real sourced evidence in this pass, identical in kind to us_hvac_10_99's own M4 gap.</w:t>
+        <w:t xml:space="preserve">The other 3 required real M4 components (annual_problem_cost_usd, annual_existing_paid_spend_usd, verified_paid_workaround_share) have no real sourced evidence in this pass.</w:t>
       </w:r>
     </w:p>
     <w:p>
@@ -266,7 +2193,7 @@
         <w:spacing w:after="140"/>
       </w:pPr>
       <w:r>
-        <w:t xml:space="preserve">Status: UNKNOWN. Reason: deferred_to_final_tier1_cut_manual_buyer_accessibility_evidence. Not collected for any Phase 3 market yet -- deliberately deferred to the final Tier-1 cut, per the real, manual, non-scalable nature of this evidence (Meta Ad Library, company homepage checks).</w:t>
+        <w:t xml:space="preserve">Status: UNKNOWN. Reason: deferred_to_final_tier1_cut_manual_buyer_accessibility_evidence. Deliberately deferred to the final Tier-1 cut.</w:t>
       </w:r>
     </w:p>
     <w:p>
@@ -283,7 +2210,7 @@
         <w:spacing w:after="140"/>
       </w:pPr>
       <w:r>
-        <w:t xml:space="preserve">Score: 7.00 / 10 (real mean of Gemini's ai_suitability_1_10 field across 3 real mention(s)). AUTOMATED PROXY ONLY -- mean of Gemini's real ai_suitability_1_10 field. NOT the real, owner-reviewed M9; that pass is still required for any market that advances, exactly as done for us_hvac_10_99.</w:t>
+        <w:t xml:space="preserve">Score: 7.00 / 10 (real mean of ai_suitability_1_10 across 3 real mention(s) -- see Section 3.1 table for which ones and their individual values). AUTOMATED PROXY ONLY -- mean of Gemini's real ai_suitability_1_10 field. NOT the real, owner-reviewed M9; that pass is still required for any market that advances, exactly as done for us_hvac_10_99.</w:t>
       </w:r>
     </w:p>
     <w:p>
@@ -569,8 +2496,8 @@
                 <w:b/>
                 <w:bCs/>
                 <w:color w:val="FFFFFF"/>
-                <w:sz w:val="16"/>
-                <w:szCs w:val="16"/>
+                <w:sz w:val="15"/>
+                <w:szCs w:val="15"/>
               </w:rPr>
               <w:t xml:space="preserve">Outcome</w:t>
             </w:r>
@@ -596,8 +2523,8 @@
                 <w:b/>
                 <w:bCs/>
                 <w:color w:val="FFFFFF"/>
-                <w:sz w:val="16"/>
-                <w:szCs w:val="16"/>
+                <w:sz w:val="15"/>
+                <w:szCs w:val="15"/>
               </w:rPr>
               <w:t xml:space="preserve">Count</w:t>
             </w:r>
@@ -624,8 +2551,8 @@
               <w:rPr>
                 <w:b w:val="false"/>
                 <w:bCs w:val="false"/>
-                <w:sz w:val="16"/>
-                <w:szCs w:val="16"/>
+                <w:sz w:val="15"/>
+                <w:szCs w:val="15"/>
               </w:rPr>
               <w:t xml:space="preserve">gemini_error:gemini.network_error</w:t>
             </w:r>
@@ -650,8 +2577,8 @@
               <w:rPr>
                 <w:b w:val="false"/>
                 <w:bCs w:val="false"/>
-                <w:sz w:val="16"/>
-                <w:szCs w:val="16"/>
+                <w:sz w:val="15"/>
+                <w:szCs w:val="15"/>
               </w:rPr>
               <w:t xml:space="preserve">1</w:t>
             </w:r>
@@ -678,8 +2605,8 @@
               <w:rPr>
                 <w:b w:val="false"/>
                 <w:bCs w:val="false"/>
-                <w:sz w:val="16"/>
-                <w:szCs w:val="16"/>
+                <w:sz w:val="15"/>
+                <w:szCs w:val="15"/>
               </w:rPr>
               <w:t xml:space="preserve">processed</w:t>
             </w:r>
@@ -704,8 +2631,8 @@
               <w:rPr>
                 <w:b w:val="false"/>
                 <w:bCs w:val="false"/>
-                <w:sz w:val="16"/>
-                <w:szCs w:val="16"/>
+                <w:sz w:val="15"/>
+                <w:szCs w:val="15"/>
               </w:rPr>
               <w:t xml:space="preserve">198</w:t>
             </w:r>
@@ -732,8 +2659,8 @@
               <w:rPr>
                 <w:b w:val="false"/>
                 <w:bCs w:val="false"/>
-                <w:sz w:val="16"/>
-                <w:szCs w:val="16"/>
+                <w:sz w:val="15"/>
+                <w:szCs w:val="15"/>
               </w:rPr>
               <w:t xml:space="preserve">gemini_error:gemini.http_503</w:t>
             </w:r>
@@ -758,8 +2685,8 @@
               <w:rPr>
                 <w:b w:val="false"/>
                 <w:bCs w:val="false"/>
-                <w:sz w:val="16"/>
-                <w:szCs w:val="16"/>
+                <w:sz w:val="15"/>
+                <w:szCs w:val="15"/>
               </w:rPr>
               <w:t xml:space="preserve">1</w:t>
             </w:r>
